--- a/Releases/V4.0_Stable/Livres_finaux/Livre_I_MJ.docx
+++ b/Releases/V4.0_Stable/Livres_finaux/Livre_I_MJ.docx
@@ -2846,7 +2846,7 @@
           <w:b/>
           <w:bCs/>
         </w:rPr>
-        <w:t xml:space="preserve">Mademoiselle Maëlys Bouchard : en réalité Marguerite Beauchamp, nièce de la véritable héritière morte de fièvre en 1910 — dépossédée enfant du nom et du patrimoine, elle l’IGNORE. Léa l’avait fait inviter (lettre à Amaury il y a 3 mois) pour réparer avant de fuir. Non chantée. Observatrice clé de la soirée (témoignages PIVOT). La révélation de sa naissance, au coffret, est le climax émotionnel de l’Acte IV.</w:t>
+        <w:t xml:space="preserve">Mademoiselle Maëlys Bouchard : en réalité Camille Beauchamp, nièce de la véritable héritière morte de fièvre en 1910 — dépossédée enfant du nom et du patrimoine, elle l’IGNORE. Léa l’avait fait inviter (lettre à Amaury il y a 3 mois) pour réparer avant de fuir. Non chantée. Observatrice clé de la soirée (témoignages PIVOT). La révélation de sa naissance, au coffret, est le climax émotionnel de l’Acte IV. Mécanique de la dépossession : l’imposteuse étant réputée l’héritière « vivante », la succession Beauchamp n’est jamais revenue à la nièce légitime (Camille) ; Emilien, complice, a entériné cette succession truquée puis racheté les terres à vil prix.</w:t>
       </w:r>
       <w:r>
         <w:t xml:space="preserve"/>
@@ -2872,7 +2872,7 @@
         <w:jc w:val="both"/>
       </w:pPr>
       <w:r>
-        <w:t xml:space="preserve">Une boîte en bois cadenassée (cadenas à 3 chiffres) est cachée dans la malle de rotin du jardin (présente dès l’Acte I, sans cadenas — Chloé peut l’ouvrir librement, mais la boîte intérieure résiste). À l’intérieur de la boîte : le vrai acte de naissance d’Amandinette de la Grande Leuleu + la lettre de Léa du 5 juin annonçant son intention de tout révéler à Théodorette, et une note scellée révélant à Mademoiselle Maëlys Bouchard sa véritable naissance — Marguerite Beauchamp, héritière dépossédée par l’imposture (« Sachez qui vous êtes »).</w:t>
+        <w:t xml:space="preserve">Une boîte en bois cadenassée (cadenas à 3 chiffres) est cachée dans la malle de rotin du jardin (présente dès l’Acte I, sans cadenas — Chloé peut l’ouvrir librement, mais la boîte intérieure résiste). À l’intérieur de la boîte : le vrai acte de naissance d’Amandinette de la Grande Leuleu + la lettre de Léa du 5 juin annonçant son intention de tout révéler à Théodorette, et une note scellée révélant à Mademoiselle Maëlys Bouchard sa véritable naissance — Camille Beauchamp, héritière dépossédée par l’imposture (« Sachez qui vous êtes »).</w:t>
       </w:r>
       <w:r>
         <w:rPr>
@@ -4292,7 +4292,7 @@
                 <w:sz w:val="22"/>
                 <w:szCs w:val="22"/>
               </w:rPr>
-              <w:t xml:space="preserve">Marie joue. Alicia tourne les pages. Maëlys tourne les feuillets à côté. Lady Boulet de Myrtilles passe vers 17h30.</w:t>
+              <w:t xml:space="preserve">Marie joue. Alicia tourne les pages. Maëlys lit à côté, attentive à tout. Lady Boulet de Myrtilles passe vers 17h30.</w:t>
             </w:r>
           </w:p>
         </w:tc>
@@ -6258,7 +6258,7 @@
                 <w:sz w:val="22"/>
                 <w:szCs w:val="22"/>
               </w:rPr>
-              <w:t xml:space="preserve">Près du piano (tourne les feuillets)</w:t>
+              <w:t xml:space="preserve">Près du piano (lit, observe)</w:t>
             </w:r>
           </w:p>
         </w:tc>
@@ -8540,7 +8540,7 @@
         <w:jc w:val="both"/>
       </w:pPr>
       <w:r>
-        <w:t xml:space="preserve">Le cabinet de lecture s’ouvre à présent : Maître Emilien Collin-Stanislas y a passé tout l’après-midi, SEUL, sans témoin (17h00-17h45). Mobile colossal, alibi creux — c’est, sur le papier, le suspect le plus « logique » de la soirée.</w:t>
+        <w:t xml:space="preserve">Le cabinet de lecture s’ouvre à présent : Maître Emilien Collin-Stanislas y a passé tout l’après-midi, SEUL, sans témoin (17h00-17h45). Mobile colossal, alibi creux — c’est, sur le papier, le suspect le plus « logique » de la soirée. (Le cabinet de lecture est une petite pièce attenante au salon, non figurée sur le plan : décrivez-la de vive voix ; le rappel glissé dans le portefeuille d’Emilien se révèle surtout par recoupement — Lady Boulet — plutôt que par une fouille.)</w:t>
       </w:r>
       <w:r>
         <w:rPr>
@@ -9029,7 +9029,7 @@
           <w:b/>
           <w:bCs/>
         </w:rPr>
-        <w:t xml:space="preserve">La note scellée pour Mademoiselle Maëlys Bouchard : « Mademoiselle — vous ne vous appelez pas Bouchard. Vous êtes Marguerite Beauchamp, nièce de la véritable Amandinette de Beauchamp, l’héritière morte en 1910. On vous a pris votre nom et votre bien en même temps qu’on volait son identité. Je n’ai pas su réparer mes fautes ; je peux au moins réparer celle-ci. Sachez qui vous êtes. — L. »</w:t>
+        <w:t xml:space="preserve">La note scellée pour Mademoiselle Maëlys Bouchard : « Mademoiselle — vous ne vous appelez pas Bouchard. Vous êtes Camille Beauchamp, nièce de la véritable Amandinette de Beauchamp, l’héritière morte en 1910. On vous a pris votre nom et votre bien en même temps qu’on volait son identité. Je n’ai pas su réparer mes fautes ; je peux au moins réparer celle-ci. Sachez qui vous êtes. — L. »</w:t>
       </w:r>
       <w:r>
         <w:t xml:space="preserve"/>
@@ -9188,7 +9188,7 @@
           <w:b/>
           <w:bCs/>
         </w:rPr>
-        <w:t xml:space="preserve">Chloé lit alors la note scellée à voix haute. Mademoiselle Maëlys Bouchard comprend, en même temps que toute la salle, qu’elle est Marguerite Beauchamp — l’héritière dépossédée. Laissez le silence s’installer. C’est son grand moment : le vertige, les larmes, « Beauchamp… mais alors… ». Aucun script ; laissez la joueuse improviser.</w:t>
+        <w:t xml:space="preserve">Chloé lit alors la note scellée à voix haute. Mademoiselle Maëlys Bouchard comprend, en même temps que toute la salle, qu’elle est Camille Beauchamp — l’héritière dépossédée. Laissez le silence s’installer. C’est son grand moment : le vertige, les larmes, « Beauchamp… mais alors… ». Aucun script ; laissez la joueuse improviser.</w:t>
       </w:r>
       <w:r>
         <w:t xml:space="preserve"/>
@@ -9469,7 +9469,7 @@
           <w:b/>
           <w:bCs/>
         </w:rPr>
-        <w:t xml:space="preserve">À l’intérieur de la boîte (à placer la veille) : le vrai acte de naissance au nom d’« Amandinette de la Grande Leuleu » (papier jauni, en-tête de mairie villageoise, date 1893) + la lettre de Léa du 5 juin (« Chère Amandine, j’ai tergiversé six mois. Je ne peux plus garder ce silence. Théodorette mérite de savoir. Je lui parlerai ce week-end. Pour vous, c’est la fin du jeu. — L. »), + une note scellée pour Mademoiselle Maëlys Bouchard lui révélant sa véritable naissance — Marguerite Beauchamp, héritière dépossédée par l’imposture (« Sachez qui vous êtes. — L. »).</w:t>
+        <w:t xml:space="preserve">À l’intérieur de la boîte (à placer la veille) : le vrai acte de naissance au nom d’« Amandinette de la Grande Leuleu » (papier jauni, en-tête de mairie villageoise, date 1893) + la lettre de Léa du 5 juin (« Chère Amandine, j’ai tergiversé six mois. Je ne peux plus garder ce silence. Théodorette mérite de savoir. Je lui parlerai ce week-end. Pour vous, c’est la fin du jeu. — L. »), + une note scellée pour Mademoiselle Maëlys Bouchard lui révélant sa véritable naissance — Camille Beauchamp, héritière dépossédée par l’imposture (« Sachez qui vous êtes. — L. »).</w:t>
       </w:r>
       <w:r>
         <w:t xml:space="preserve"/>

--- a/Releases/V4.0_Stable/Livres_finaux/Livre_I_MJ.docx
+++ b/Releases/V4.0_Stable/Livres_finaux/Livre_I_MJ.docx
@@ -467,22 +467,6 @@
     </w:p>
     <w:p>
       <w:pPr>
-        <w:spacing w:before="60" w:after="60" w:line="300" w:lineRule="auto"/>
-        <w:jc w:val="both"/>
-      </w:pPr>
-      <w:r>
-        <w:rPr>
-          <w:b/>
-          <w:bCs/>
-        </w:rPr>
-        <w:t xml:space="preserve">Maître Emilien Collin-Stanislas (Emilien) — notaire de la famille. Suspect rationnel : mobile énorme, alibi creux.</w:t>
-      </w:r>
-      <w:r>
-        <w:t xml:space="preserve"/>
-      </w:r>
-    </w:p>
-    <w:p>
-      <w:pPr>
         <w:pStyle w:val="Titre3"/>
         <w:spacing w:before="200" w:after="100"/>
       </w:pPr>
@@ -609,6 +593,38 @@
           <w:bCs/>
         </w:rPr>
         <w:t xml:space="preserve">Mademoiselle Lisa Lepra (Lisa) — cantatrice, ancienne muse et ex-amante de Léa. Suspecte de caractère (fausse piste).</w:t>
+      </w:r>
+      <w:r>
+        <w:t xml:space="preserve"/>
+      </w:r>
+    </w:p>
+    <w:p>
+      <w:pPr>
+        <w:spacing w:before="60" w:after="60" w:line="300" w:lineRule="auto"/>
+        <w:jc w:val="both"/>
+      </w:pPr>
+      <w:r>
+        <w:rPr>
+          <w:b/>
+          <w:bCs/>
+        </w:rPr>
+        <w:t xml:space="preserve">Comte Lorenzo Pariset (Lorenzo) — amateur d’art italien, mécène. Mari de Lola.</w:t>
+      </w:r>
+      <w:r>
+        <w:t xml:space="preserve"/>
+      </w:r>
+    </w:p>
+    <w:p>
+      <w:pPr>
+        <w:spacing w:before="60" w:after="60" w:line="300" w:lineRule="auto"/>
+        <w:jc w:val="both"/>
+      </w:pPr>
+      <w:r>
+        <w:rPr>
+          <w:b/>
+          <w:bCs/>
+        </w:rPr>
+        <w:t xml:space="preserve">Comtesse Lola Pariset, née Bastien (Lola) — héritière française. Épouse de Lorenzo. Amie distante de Léa.</w:t>
       </w:r>
       <w:r>
         <w:t xml:space="preserve"/>
@@ -966,7 +982,7 @@
           <w:b/>
           <w:bCs/>
         </w:rPr>
-        <w:t xml:space="preserve">Léa apporte TOUS ses chantages le matin du 6 juin. Ce n’est pas une réception comme les autres : Léa a décidé d’en finir. Elle a réservé sa traversée et part s’installer sur un autre continent — une nouvelle vie, loin de l’Europe et de ses victimes. C’est sa dernière tournée. À l’arrivée de chaque chantagé, elle lui remet en mains propres son propre papier compromettant en « rappel d’échéance » : une mise en demeure finale, pour encaisser une dernière fois avant son départ. C’est ce qui explique la présence sur place, le jour du crime, de tous les papiers des chantagés : la lettre de Vienne encore dans le manteau de Théodorette (il comptait la brûler après le dîner) ; le mot trouvé au banc dans la poche de Louis ; la note de rendez-vous dans la mallette de Gautier ; un mot à Lady Cloé Fischer sur ses dettes de jeu ; un mot à Lady Boulet de Myrtilles sur les lettres avec Tatoine ; un mot à Sir Tatoine sur les mêmes lettres ; un mot à Monsieur Baptiste André sur Plumeau ; un mot à Mademoiselle Lisa Lepra sur ses origines modestes ; un mot à Maître Emilien Collin-Stanislas sur le faux de 1910. Tous reçoivent leur enveloppe ce matin — neuf rappels en tout. C’est précisément cette tournée d’adieu qui scelle le destin de Léa : Amandinette, comprenant que Léa s’apprête à parler à Théodorette avant de fuir, décide qu’aucune somme ne suffira plus.</w:t>
+        <w:t xml:space="preserve">Léa apporte TOUS ses chantages le matin du 6 juin. Ce n’est pas une réception comme les autres : Léa a décidé d’en finir. Elle a réservé sa traversée et part s’installer sur un autre continent — une nouvelle vie, loin de l’Europe et de ses victimes. C’est sa dernière tournée. À l’arrivée de chaque chantagé, elle lui remet en mains propres son propre papier compromettant en « rappel d’échéance » : une mise en demeure finale, pour encaisser une dernière fois avant son départ. C’est ce qui explique la présence sur place, le jour du crime, de tous les papiers des chantagés : la lettre de Vienne encore dans le manteau de Théodorette (il comptait la brûler après le dîner) ; le mot trouvé au banc dans la poche de Louis ; la note de rendez-vous dans la mallette de Gautier ; un mot à Lady Cloé Fischer sur ses dettes de jeu ; un mot à Lady Boulet de Myrtilles sur les lettres avec Tatoine ; un mot à Sir Tatoine sur les mêmes lettres ; un mot à Monsieur Baptiste André sur Plumeau ; un mot à Mademoiselle Lisa Lepra sur ses origines modestes. Tous reçoivent leur enveloppe ce matin — huit rappels en tout. C’est précisément cette tournée d’adieu qui scelle le destin de Léa : Amandinette, comprenant que Léa s’apprête à parler à Théodorette avant de fuir, décide qu’aucune somme ne suffira plus.</w:t>
       </w:r>
       <w:r>
         <w:t xml:space="preserve"/>
@@ -2830,7 +2846,7 @@
           <w:b/>
           <w:bCs/>
         </w:rPr>
-        <w:t xml:space="preserve">Maître Emilien Collin-Stanislas : notaire de la famille. En 1910, jeune clerc du notaire des Beauchamp, il a validé les faux papiers qui ont permis à l’imposteuse de devenir « Amandinette de Beauchamp », et en a profité (rachat des terres Beauchamp orphelines à vil prix). Léa le chantait là-dessus (5 000 £, en attente). Alibi creux (cabinet de lecture, seul) : SUSPECT RATIONNEL N°1, il tient le doute jusqu’au coffret. À l’Acte IV, sommé d’authentifier l’acte de naissance, il se confond lui-même.</w:t>
+        <w:t xml:space="preserve">Comte Lorenzo Pariset : amateur d’art italien, mécène discret de Baptiste. Aucun chantage. Mari de Lola. Rôle scénique : couleur, corroborations légères (Théodorette 17h13, Gautier).</w:t>
       </w:r>
       <w:r>
         <w:t xml:space="preserve"/>
@@ -2846,7 +2862,23 @@
           <w:b/>
           <w:bCs/>
         </w:rPr>
-        <w:t xml:space="preserve">Mademoiselle Maëlys Bouchard : en réalité Camille Beauchamp, nièce de la véritable héritière morte de fièvre en 1910 — dépossédée enfant du nom et du patrimoine, elle l’IGNORE. Léa l’avait fait inviter (lettre à Amaury il y a 3 mois) pour réparer avant de fuir. Non chantée. Observatrice clé de la soirée (témoignages PIVOT). La révélation de sa naissance, au coffret, est le climax émotionnel de l’Acte IV. Mécanique de la dépossession : l’imposteuse étant réputée l’héritière « vivante », la succession Beauchamp n’est jamais revenue à la nièce légitime (Camille) ; Emilien, complice, a entériné cette succession truquée puis racheté les terres à vil prix.</w:t>
+        <w:t xml:space="preserve">Comtesse Lola Pariset, née Bastien : jeune héritière française (Bastien Acier). Amie distante de Léa (salon littéraire de Londres). Aucun chantage. Rôle scénique : corroborations douces (toast, alibi Lisa, Théodorette 17h20).</w:t>
+      </w:r>
+      <w:r>
+        <w:t xml:space="preserve"/>
+      </w:r>
+    </w:p>
+    <w:p>
+      <w:pPr>
+        <w:spacing w:before="60" w:after="60" w:line="300" w:lineRule="auto"/>
+        <w:jc w:val="both"/>
+      </w:pPr>
+      <w:r>
+        <w:rPr>
+          <w:b/>
+          <w:bCs/>
+        </w:rPr>
+        <w:t xml:space="preserve">Mademoiselle Maëlys Bouchard : en réalité Camille Beauchamp, nièce de la véritable héritière morte de fièvre en 1910 — dépossédée enfant du nom et du patrimoine, elle l’IGNORE. Léa l’avait fait inviter (lettre à Amaury il y a 3 mois) pour réparer avant de fuir. Non chantée. Observatrice clé de la soirée (témoignages PIVOT). La révélation de sa naissance, au coffret, est le climax émotionnel de l’Acte IV. Mécanique de la dépossession : l’imposteuse étant réputée l’héritière « vivante », la succession Beauchamp est restée dans le couple Parisette par mariage ; la nièce légitime (Camille), élevée sous le nom Bouchard, n’a jamais été identifiée comme héritière — personne ne s’est enquis d’elle.</w:t>
       </w:r>
       <w:r>
         <w:t xml:space="preserve"/>
@@ -4317,77 +4349,6 @@
                 <w:sz w:val="22"/>
                 <w:szCs w:val="22"/>
               </w:rPr>
-              <w:t xml:space="preserve">17h00 – 17h45</w:t>
-            </w:r>
-          </w:p>
-        </w:tc>
-        <w:tc>
-          <w:tcPr>
-            <w:tcW w:w="3500" w:type="dxa"/>
-            <w:tcMar>
-              <w:top w:w="80" w:type="dxa"/>
-              <w:bottom w:w="80" w:type="dxa"/>
-              <w:left w:w="120" w:type="dxa"/>
-              <w:right w:w="120" w:type="dxa"/>
-            </w:tcMar>
-          </w:tcPr>
-          <w:p>
-            <w:pPr>
-              <w:spacing w:before="20" w:after="20" w:line="260" w:lineRule="auto"/>
-            </w:pPr>
-            <w:r>
-              <w:rPr>
-                <w:sz w:val="22"/>
-                <w:szCs w:val="22"/>
-              </w:rPr>
-              <w:t xml:space="preserve">Cabinet de lecture</w:t>
-            </w:r>
-          </w:p>
-        </w:tc>
-        <w:tc>
-          <w:tcPr>
-            <w:tcW w:w="3660" w:type="dxa"/>
-            <w:tcMar>
-              <w:top w:w="80" w:type="dxa"/>
-              <w:bottom w:w="80" w:type="dxa"/>
-              <w:left w:w="120" w:type="dxa"/>
-              <w:right w:w="120" w:type="dxa"/>
-            </w:tcMar>
-          </w:tcPr>
-          <w:p>
-            <w:pPr>
-              <w:spacing w:before="20" w:after="20" w:line="260" w:lineRule="auto"/>
-            </w:pPr>
-            <w:r>
-              <w:rPr>
-                <w:sz w:val="22"/>
-                <w:szCs w:val="22"/>
-              </w:rPr>
-              <w:t xml:space="preserve">Maître Emilien Collin-Stanislas s’y isole, SEUL, sans témoin : son alibi est creux (suspect rationnel n°1).</w:t>
-            </w:r>
-          </w:p>
-        </w:tc>
-      </w:tr>
-      <w:tr>
-        <w:tc>
-          <w:tcPr>
-            <w:tcW w:w="2200" w:type="dxa"/>
-            <w:tcMar>
-              <w:top w:w="80" w:type="dxa"/>
-              <w:bottom w:w="80" w:type="dxa"/>
-              <w:left w:w="120" w:type="dxa"/>
-              <w:right w:w="120" w:type="dxa"/>
-            </w:tcMar>
-          </w:tcPr>
-          <w:p>
-            <w:pPr>
-              <w:spacing w:before="20" w:after="20" w:line="260" w:lineRule="auto"/>
-            </w:pPr>
-            <w:r>
-              <w:rPr>
-                <w:sz w:val="22"/>
-                <w:szCs w:val="22"/>
-              </w:rPr>
               <w:t xml:space="preserve">16h45 – 17h45</w:t>
             </w:r>
           </w:p>
@@ -5958,7 +5919,7 @@
         <w:jc w:val="both"/>
       </w:pPr>
       <w:r>
-        <w:t>Le crime a eu lieu dans la dépendance entre 17h20 et 17h25. Tous les alibis se vérifient autour de cette fenêtre critique.</w:t>
+        <w:t xml:space="preserve">Le crime a eu lieu dans la dépendance entre 17h20 et 17h25 — mais le poison avait été versé bien plus tôt, à la flûte du toast (16h45). Autour de cette fenêtre, les déplacements de chacun se recoupent ; plusieurs convives (Baptiste seul à la lisière, Louis au banc, Gautier au potager) n’ont aucun témoin sur la minute exacte — ce sont les fausses pistes. Le détail des alibis solides et fragiles figure ci-dessous.</w:t>
       </w:r>
     </w:p>
     <w:p>
@@ -7109,77 +7070,6 @@
           </w:p>
         </w:tc>
       </w:tr>
-      <w:tr>
-        <w:tc>
-          <w:tcPr>
-            <w:tcW w:w="2500" w:type="dxa"/>
-            <w:tcMar>
-              <w:top w:w="80" w:type="dxa"/>
-              <w:bottom w:w="80" w:type="dxa"/>
-              <w:left w:w="120" w:type="dxa"/>
-              <w:right w:w="120" w:type="dxa"/>
-            </w:tcMar>
-          </w:tcPr>
-          <w:p>
-            <w:pPr>
-              <w:spacing w:before="20" w:after="20" w:line="260" w:lineRule="auto"/>
-            </w:pPr>
-            <w:r>
-              <w:rPr>
-                <w:sz w:val="22"/>
-                <w:szCs w:val="22"/>
-              </w:rPr>
-              <w:t xml:space="preserve">Maître Emilien Collin-Stanislas</w:t>
-            </w:r>
-          </w:p>
-        </w:tc>
-        <w:tc>
-          <w:tcPr>
-            <w:tcW w:w="3500" w:type="dxa"/>
-            <w:tcMar>
-              <w:top w:w="80" w:type="dxa"/>
-              <w:bottom w:w="80" w:type="dxa"/>
-              <w:left w:w="120" w:type="dxa"/>
-              <w:right w:w="120" w:type="dxa"/>
-            </w:tcMar>
-          </w:tcPr>
-          <w:p>
-            <w:pPr>
-              <w:spacing w:before="20" w:after="20" w:line="260" w:lineRule="auto"/>
-            </w:pPr>
-            <w:r>
-              <w:rPr>
-                <w:sz w:val="22"/>
-                <w:szCs w:val="22"/>
-              </w:rPr>
-              <w:t xml:space="preserve">Prétend cabinet de lecture, SEUL, 17h00-17h45</w:t>
-            </w:r>
-          </w:p>
-        </w:tc>
-        <w:tc>
-          <w:tcPr>
-            <w:tcW w:w="3360" w:type="dxa"/>
-            <w:tcMar>
-              <w:top w:w="80" w:type="dxa"/>
-              <w:bottom w:w="80" w:type="dxa"/>
-              <w:left w:w="120" w:type="dxa"/>
-              <w:right w:w="120" w:type="dxa"/>
-            </w:tcMar>
-          </w:tcPr>
-          <w:p>
-            <w:pPr>
-              <w:spacing w:before="20" w:after="20" w:line="260" w:lineRule="auto"/>
-            </w:pPr>
-            <w:r>
-              <w:rPr>
-                <w:sz w:val="22"/>
-                <w:szCs w:val="22"/>
-              </w:rPr>
-              <w:t xml:space="preserve">AUCUN témoin. Mobile énorme (faux de 1910, chantage 5 000 £). Suspect rationnel n°1.</w:t>
-            </w:r>
-          </w:p>
-        </w:tc>
-      </w:tr>
     </w:tbl>
     <w:p>
       <w:pPr>
@@ -7284,7 +7174,7 @@
           <w:b/>
           <w:bCs/>
         </w:rPr>
-        <w:t xml:space="preserve">Sur Emilien (le suspect rationnel) : alibi creux, mobile colossal (le faux de 1910). C’est le suspect le plus « logique » de la soirée — il tient le doute jusqu’au coffret. Rien ne l’innocente, sinon la preuve matérielle qui confond Amandinette. Sa confrontation finale révèle sa fraude, pas le meurtre.</w:t>
+        <w:t xml:space="preserve">Sur Lisa (fausse piste de caractère) : son éclat public et sa jalousie en font une coupable « évidente ». Mais elle est restée au salon, en vue du groupe piano, durant toute la fenêtre critique. Alibi mou (nul ne la fixe à la minute près) mais corroboré par plusieurs : fausse piste émotionnelle, pas un trou d’alibi.</w:t>
       </w:r>
       <w:r>
         <w:t xml:space="preserve"/>
@@ -7300,7 +7190,7 @@
           <w:b/>
           <w:bCs/>
         </w:rPr>
-        <w:t xml:space="preserve">Sur Lisa (fausse piste de caractère) : son éclat public et sa jalousie en font une coupable « évidente ». Mais elle est restée au salon, en vue du groupe piano, durant toute la fenêtre critique. Alibi mou (nul ne la fixe à la minute près) mais corroboré par plusieurs : fausse piste émotionnelle, pas un trou d’alibi.</w:t>
+        <w:t xml:space="preserve">Comte Lorenzo Pariset et Comtesse Lola Pariset (alibi solide, en vue du salon du bar toute la fenêtre critique) : leur témoignage croisé corrobore l’instant du toast (Amandinette glisse un mot à Léa), la présence continue de Lisa au salon, et le retour bouleversé du Duc Théodorette du couloir à 17h20. Aucun chantage, aucun soupçon — ils servent de corroborateurs neutres pour stabiliser le faisceau autour d’Amandinette.</w:t>
       </w:r>
       <w:r>
         <w:t xml:space="preserve"/>
@@ -8068,7 +7958,7 @@
         <w:jc w:val="both"/>
       </w:pPr>
       <w:r>
-        <w:t xml:space="preserve">Quand Chloé évoque des déplacements suspects à l’intérieur (Théodorette dans le couloir, Gautier qui rentre pressé, quelqu’un qui aurait pu prendre la clef), vous ouvrez le couloir intérieur, le placard, les chambres et le cabinet de lecture. « Le couloir, les chambres et le cabinet de lecture sont à toi maintenant. »</w:t>
+        <w:t xml:space="preserve">Quand Chloé évoque des déplacements suspects à l’intérieur (Théodorette dans le couloir, Gautier qui rentre pressé, quelqu’un qui aurait pu prendre la clef), vous ouvrez le couloir intérieur, le placard et les chambres. « Le couloir, les chambres et le placard sont à toi maintenant. »</w:t>
       </w:r>
       <w:r>
         <w:rPr>
@@ -8104,20 +7994,20 @@
           <w:bCs/>
           <w:color w:val="795548"/>
         </w:rPr>
-        <w:t xml:space="preserve">Acte III — Le couloir, les chambres, le placard, le cabinet de lecture · Foyers : Lord Gautier, Maître Emilien, puis Lady Alicia</w:t>
-      </w:r>
-    </w:p>
-    <w:p>
-      <w:pPr>
-        <w:spacing w:before="60" w:after="60" w:line="300" w:lineRule="auto"/>
-        <w:jc w:val="both"/>
-      </w:pPr>
-      <w:r>
-        <w:rPr>
-          <w:b/>
-          <w:bCs/>
-        </w:rPr>
-        <w:t xml:space="preserve">Lieux ouverts : tout ce qui précède + couloir intérieur, placard du couloir, chambres, cabinet de lecture.</w:t>
+        <w:t xml:space="preserve">Acte III — Le couloir, les chambres, le placard · Foyers : Lord Gautier, puis Lady Alicia</w:t>
+      </w:r>
+    </w:p>
+    <w:p>
+      <w:pPr>
+        <w:spacing w:before="60" w:after="60" w:line="300" w:lineRule="auto"/>
+        <w:jc w:val="both"/>
+      </w:pPr>
+      <w:r>
+        <w:rPr>
+          <w:b/>
+          <w:bCs/>
+        </w:rPr>
+        <w:t xml:space="preserve">Lieux ouverts : tout ce qui précède + couloir intérieur, placard du couloir, chambres.</w:t>
       </w:r>
       <w:r>
         <w:t xml:space="preserve"/>
@@ -8517,120 +8407,6 @@
     </w:p>
     <w:p>
       <w:pPr>
-        <w:spacing w:before="60" w:after="60" w:line="300" w:lineRule="auto"/>
-        <w:jc w:val="both"/>
-      </w:pPr>
-      <w:r>
-        <w:t xml:space="preserve">Faisceau d’indices Acte III — Emilien (le suspect rationnel n°1)</w:t>
-      </w:r>
-      <w:r>
-        <w:rPr>
-          <w:b/>
-          <w:bCs/>
-        </w:rPr>
-        <w:t/>
-      </w:r>
-      <w:r>
-        <w:t xml:space="preserve"/>
-      </w:r>
-    </w:p>
-    <w:p>
-      <w:pPr>
-        <w:spacing w:before="60" w:after="60" w:line="300" w:lineRule="auto"/>
-        <w:jc w:val="both"/>
-      </w:pPr>
-      <w:r>
-        <w:t xml:space="preserve">Le cabinet de lecture s’ouvre à présent : Maître Emilien Collin-Stanislas y a passé tout l’après-midi, SEUL, sans témoin (17h00-17h45). Mobile colossal, alibi creux — c’est, sur le papier, le suspect le plus « logique » de la soirée. (Le cabinet de lecture est une petite pièce attenante au salon, non figurée sur le plan : décrivez-la de vive voix ; le rappel glissé dans le portefeuille d’Emilien se révèle surtout par recoupement — Lady Boulet — plutôt que par une fouille.)</w:t>
-      </w:r>
-      <w:r>
-        <w:rPr>
-          <w:b/>
-          <w:bCs/>
-        </w:rPr>
-        <w:t/>
-      </w:r>
-      <w:r>
-        <w:t xml:space="preserve"/>
-      </w:r>
-    </w:p>
-    <w:p>
-      <w:pPr>
-        <w:spacing w:before="60" w:after="60" w:line="300" w:lineRule="auto"/>
-        <w:jc w:val="both"/>
-      </w:pPr>
-      <w:r>
-        <w:t xml:space="preserve">Indice physique : sur la table du cabinet, un dossier des terres de la région ; dans son portefeuille (s’il est pressé), un rappel de Léa : « E.C.S. — 5 000 £. Le passé Beauchamp ne s’efface pas. — L. »</w:t>
-      </w:r>
-      <w:r>
-        <w:rPr>
-          <w:b/>
-          <w:bCs/>
-        </w:rPr>
-        <w:t/>
-      </w:r>
-      <w:r>
-        <w:t xml:space="preserve"/>
-      </w:r>
-    </w:p>
-    <w:p>
-      <w:pPr>
-        <w:spacing w:before="60" w:after="60" w:line="300" w:lineRule="auto"/>
-        <w:jc w:val="both"/>
-      </w:pPr>
-      <w:r>
-        <w:t xml:space="preserve">Lady Boulet de Myrtilles : « Maître Collin-Stanislas ? Il a racheté pour une bouchée de pain les terres des Beauchamp, en 1910, juste après la mort de leur jeune héritière. Étrange aubaine. »</w:t>
-      </w:r>
-      <w:r>
-        <w:rPr>
-          <w:b/>
-          <w:bCs/>
-        </w:rPr>
-        <w:t/>
-      </w:r>
-      <w:r>
-        <w:t xml:space="preserve"/>
-      </w:r>
-    </w:p>
-    <w:p>
-      <w:pPr>
-        <w:spacing w:before="60" w:after="60" w:line="300" w:lineRule="auto"/>
-        <w:jc w:val="both"/>
-      </w:pPr>
-      <w:r>
-        <w:t xml:space="preserve">Levier de craquage Emilien — palier 1 : il nie tout chantage (« Quelle imagination »). Palier 2 (si Chloé a le rappel de Léa ou le carnet des comptes, mention E.C.S., 5 000 £) : il avoue le chantage — une « vieille affaire de succession » — et plaide qu’il avait justement trop à perdre dans un scandale pour tuer. Palier 3 (Acte IV, sommé d’authentifier l’acte de naissance) : il se confond et avoue la complicité de 1910.</w:t>
-      </w:r>
-      <w:r>
-        <w:rPr>
-          <w:b/>
-          <w:bCs/>
-        </w:rPr>
-        <w:t/>
-      </w:r>
-      <w:r>
-        <w:t xml:space="preserve"/>
-      </w:r>
-    </w:p>
-    <w:p>
-      <w:pPr>
-        <w:spacing w:before="60" w:after="60" w:line="300" w:lineRule="auto"/>
-        <w:jc w:val="both"/>
-      </w:pPr>
-      <w:r>
-        <w:t xml:space="preserve">→ Emilien tient le doute rationnel jusqu’au coffret. Il n’est PAS le meurtrier : sa confrontation finale révèle sa fraude, pas le crime.</w:t>
-      </w:r>
-      <w:r>
-        <w:rPr>
-          <w:b/>
-          <w:bCs/>
-        </w:rPr>
-        <w:t/>
-      </w:r>
-      <w:r>
-        <w:t xml:space="preserve"/>
-      </w:r>
-    </w:p>
-    <w:p>
-      <w:pPr>
         <w:pStyle w:val="Titre3"/>
         <w:spacing w:before="200" w:after="100"/>
       </w:pPr>
@@ -8708,7 +8484,7 @@
           <w:bCs/>
           <w:color w:val="795548"/>
         </w:rPr>
-        <w:t xml:space="preserve">Acte IV — La dépendance (et retour au jardin) · Foyer : Lady Amandinette — et les révélations finales (Emilien, Maëlys)</w:t>
+        <w:t xml:space="preserve">Acte IV — La dépendance (et retour au jardin) · Foyer : Lady Amandinette — et la révélation finale (Maëlys)</w:t>
       </w:r>
     </w:p>
     <w:p>
@@ -8884,10 +8660,10 @@
           <w:b/>
           <w:bCs/>
         </w:rPr>
-        <w:t>4. Notes de recherche de Léa</w:t>
-      </w:r>
-      <w:r>
-        <w:t>, papier jauni : « Notes — projet de roman "Les Servantes" — 5 juin. A.G.L. : confirmée. Servante chez les Beauchamp de 1907 à 1910. Au service de Mademoiselle Amandinette de Beauchamp — l’héritière, qui partageait son prénom. Cette dernière morte d’une fièvre en mai 1910. La semaine suivante, une « Mademoiselle Amandinette de Beauchamp » se présente au bal des Parisette avec la carte d’invitation et la robe de la défunte. Théodorette de Parisette l’épouse quatre mois plus tard. Doit en parler à Théodorette dans la semaine. — L. »</w:t>
+        <w:t xml:space="preserve">4. Notes de recherche de Léa, papier jauni : « Notes — projet de roman "Les Servantes" — 5 juin. A.G.L. — Amandine de la Grande Leuleu, dite Amandinette — confirmée. Servante chez les Beauchamp de 1907 à 1910. Au service de Mademoiselle Amandinette de Beauchamp — l’héritière, qui partageait son prénom. Cette dernière morte d’une fièvre en mai 1910. La semaine suivante, une « Mademoiselle Amandinette de Beauchamp » se présente au bal des Parisette avec la carte d’invitation et la robe de la défunte. Théodorette de Parisette l’épouse quatre mois plus tard. Doit en parler à Théodorette dans la semaine. — L. »</w:t>
+      </w:r>
+      <w:r>
+        <w:t/>
       </w:r>
     </w:p>
     <w:p>
@@ -9030,57 +8806,6 @@
           <w:bCs/>
         </w:rPr>
         <w:t xml:space="preserve">La note scellée pour Mademoiselle Maëlys Bouchard : « Mademoiselle — vous ne vous appelez pas Bouchard. Vous êtes Camille Beauchamp, nièce de la véritable Amandinette de Beauchamp, l’héritière morte en 1910. On vous a pris votre nom et votre bien en même temps qu’on volait son identité. Je n’ai pas su réparer mes fautes ; je peux au moins réparer celle-ci. Sachez qui vous êtes. — L. »</w:t>
-      </w:r>
-      <w:r>
-        <w:t xml:space="preserve"/>
-      </w:r>
-    </w:p>
-    <w:p>
-      <w:pPr>
-        <w:spacing w:before="60" w:after="60" w:line="300" w:lineRule="auto"/>
-        <w:ind w:left="360"/>
-        <w:jc w:val="both"/>
-      </w:pPr>
-      <w:r>
-        <w:rPr>
-          <w:b/>
-          <w:bCs/>
-        </w:rPr>
-        <w:t xml:space="preserve">Étape 4 bis — Le piège du notaire (Emilien authentifie)</w:t>
-      </w:r>
-      <w:r>
-        <w:t xml:space="preserve"/>
-      </w:r>
-    </w:p>
-    <w:p>
-      <w:pPr>
-        <w:spacing w:before="60" w:after="60" w:line="300" w:lineRule="auto"/>
-        <w:ind w:left="360"/>
-        <w:jc w:val="both"/>
-      </w:pPr>
-      <w:r>
-        <w:rPr>
-          <w:b/>
-          <w:bCs/>
-        </w:rPr>
-        <w:t xml:space="preserve">Si Amandinette tente de nier (« ce papier est un faux »), Chloé se tourne vers Maître Emilien Collin-Stanislas et le somme, en homme de loi, d’authentifier publiquement l’acte de naissance. C’est un piège : reconnaître l’acte, c’est avouer qu’il l’a lui-même monté en 1910.</w:t>
-      </w:r>
-      <w:r>
-        <w:t xml:space="preserve"/>
-      </w:r>
-    </w:p>
-    <w:p>
-      <w:pPr>
-        <w:spacing w:before="60" w:after="60" w:line="300" w:lineRule="auto"/>
-        <w:ind w:left="360"/>
-        <w:jc w:val="both"/>
-      </w:pPr>
-      <w:r>
-        <w:rPr>
-          <w:b/>
-          <w:bCs/>
-        </w:rPr>
-        <w:t xml:space="preserve">Emilien, acculé : « …(un long silence)… Cet acte est authentique. Le sceau de la Grande Leuleu, la main du maire — je les reconnais. Oui : j’ai monté ce dossier en 1910. J’ai fait d’une servante une duchesse. Et j’en ai vécu quinze ans. » La salle tient sa preuve contre Amandinette — et découvre un second coupable, de fraude cette fois, non du meurtre.</w:t>
       </w:r>
       <w:r>
         <w:t xml:space="preserve"/>
@@ -9803,7 +9528,7 @@
         <w:rPr>
           <w:sz w:val="22"/>
         </w:rPr>
-        <w:t xml:space="preserve">Quatre jours. Je relis pour la dernière fois mes dossiers, et je prépare mes adieux. Neuf enveloppes posées sur le secrétaire — neuf noms, neuf ardoises à solder. Mes derniers rappels d’échéance, pour samedi matin chez les Beuhaies. Quand je serai en mer, ils dormiront mieux. Moi aussi. Ce soir, je dîne seule. Sir Amaury m’a fait porter un panier de framboises de son jardin — comme une dernière offrande dont il ignore le poids. Le Domaine des Beuhaies fut, ces dernières années, ma scène préférée. C’est là que tout finira.</w:t>
+        <w:t xml:space="preserve">Quatre jours. Je relis pour la dernière fois mes dossiers, et je prépare mes adieux. Huit enveloppes posées sur le secrétaire — huit noms, huit ardoises à solder. Mes derniers rappels d’échéance, pour samedi matin chez les Beuhaies. Quand je serai en mer, ils dormiront mieux. Moi aussi. Ce soir, je dîne seule. Sir Amaury m’a fait porter un panier de framboises de son jardin — comme une dernière offrande dont il ignore le poids. Le Domaine des Beuhaies fut, ces dernières années, ma scène préférée. C’est là que tout finira.</w:t>
       </w:r>
     </w:p>
     <w:p>
@@ -9883,7 +9608,7 @@
         <w:rPr>
           <w:sz w:val="22"/>
         </w:rPr>
-        <w:t xml:space="preserve">Aujourd’hui. Neuf rappels distribués ce matin dans le hall — pliés, scellés, glissés en mains propres avec un sourire de cire. Chacun les rangera comme on range une braise. Chloé fête ses trente ans. J’ai mis mes plus beaux gants, ma plus belle robe, comme une révérence d’adieu. Aux Beuhaies, on prendra le thé, on se complimentera, et l’on s’ignorera savamment — la chorégraphie qu’ils connaissent tous par cœur. Je danserai la dernière. Demain matin, six heures, le train du Havre. Je quitterai ce pays sans regret. J’emporte mes Servantes, mes plumes, et une cabine au nom d’une autre. Au grand large.</w:t>
+        <w:t xml:space="preserve">Aujourd’hui. Huit rappels distribués ce matin dans le hall — pliés, scellés, glissés en mains propres avec un sourire de cire. Chacun les rangera comme on range une braise. Chloé fête ses trente ans. J’ai mis mes plus beaux gants, ma plus belle robe, comme une révérence d’adieu. Aux Beuhaies, on prendra le thé, on se complimentera, et l’on s’ignorera savamment — la chorégraphie qu’ils connaissent tous par cœur. Je danserai la dernière. Demain matin, six heures, le train du Havre. Je quitterai ce pays sans regret. J’emporte mes Servantes, mes plumes, et une cabine au nom d’une autre. Au grand large.</w:t>
       </w:r>
     </w:p>
     <w:p>
@@ -10322,15 +10047,6 @@
         <w:jc w:val="both"/>
       </w:pPr>
       <w:r>
-        <w:t xml:space="preserve">Emilien, démasqué pour la fraude de 1910, relève d’une justice à part (escroquerie, non meurtre). Il n’est pas à table — ou s’y tient dans la honte, sous le regard de tous.</w:t>
-      </w:r>
-    </w:p>
-    <w:p>
-      <w:pPr>
-        <w:spacing w:before="60" w:after="60" w:line="300" w:lineRule="auto"/>
-        <w:jc w:val="both"/>
-      </w:pPr>
-      <w:r>
         <w:rPr>
           <w:b/>
           <w:bCs/>
@@ -10572,7 +10288,7 @@
         <w:rPr>
           <w:sz w:val="22"/>
         </w:rPr>
-        <w:t xml:space="preserve">Mécaniquement, le coffret (acte de naissance + lettre) suffit à confondre Amandinette ; la note à Maëlys et l’aveu d’Emilien sont des révélations annexes — émotion et justice secondaire —, non des preuves du meurtre. Mais pour que la révélation FRAPPE, Chloé doit d’abord avoir bâti le doute : alibi creux d’Amandinette (salle de bain vide, confirmée par Boulet et Clochette), faux pas au toast (Théodorette), traversées du jardin (Tatoine 17h15, Clochette 17h32). Soufflez ces fils AVANT l’ouverture du coffret pour que le code 1-7-3 vienne couronner une intuition, et non la remplacer.</w:t>
+        <w:t xml:space="preserve">Mécaniquement, le coffret (acte de naissance + lettre) suffit à confondre Amandinette ; la note à Maëlys est la révélation annexe — climax émotionnel —, non des preuves du meurtre. Mais pour que la révélation FRAPPE, Chloé doit d’abord avoir bâti le doute : alibi creux d’Amandinette (salle de bain vide, confirmée par Boulet et Clochette), faux pas au toast (Théodorette), traversées du jardin (Tatoine 17h15, Clochette 17h32). Soufflez ces fils AVANT l’ouverture du coffret pour que le code 1-7-3 vienne couronner une intuition, et non la remplacer.</w:t>
       </w:r>
     </w:p>
     <w:p>
@@ -12000,77 +11716,6 @@
                 <w:sz w:val="22"/>
                 <w:szCs w:val="22"/>
               </w:rPr>
-              <w:t xml:space="preserve">III</w:t>
-            </w:r>
-          </w:p>
-        </w:tc>
-        <w:tc>
-          <w:tcPr>
-            <w:tcW w:w="2800" w:type="dxa"/>
-            <w:tcMar>
-              <w:top w:w="80" w:type="dxa"/>
-              <w:bottom w:w="80" w:type="dxa"/>
-              <w:left w:w="120" w:type="dxa"/>
-              <w:right w:w="120" w:type="dxa"/>
-            </w:tcMar>
-          </w:tcPr>
-          <w:p>
-            <w:pPr>
-              <w:spacing w:before="20" w:after="20" w:line="260" w:lineRule="auto"/>
-            </w:pPr>
-            <w:r>
-              <w:rPr>
-                <w:sz w:val="22"/>
-                <w:szCs w:val="22"/>
-              </w:rPr>
-              <w:t xml:space="preserve">Cabinet / Boulet</w:t>
-            </w:r>
-          </w:p>
-        </w:tc>
-        <w:tc>
-          <w:tcPr>
-            <w:tcW w:w="5760" w:type="dxa"/>
-            <w:tcMar>
-              <w:top w:w="80" w:type="dxa"/>
-              <w:bottom w:w="80" w:type="dxa"/>
-              <w:left w:w="120" w:type="dxa"/>
-              <w:right w:w="120" w:type="dxa"/>
-            </w:tcMar>
-          </w:tcPr>
-          <w:p>
-            <w:pPr>
-              <w:spacing w:before="20" w:after="20" w:line="260" w:lineRule="auto"/>
-            </w:pPr>
-            <w:r>
-              <w:rPr>
-                <w:sz w:val="22"/>
-                <w:szCs w:val="22"/>
-              </w:rPr>
-              <w:t xml:space="preserve">Emilien seul au cabinet de lecture (alibi creux) ; il a racheté les terres Beauchamp en 1910 (aubaine louche).</w:t>
-            </w:r>
-          </w:p>
-        </w:tc>
-      </w:tr>
-      <w:tr>
-        <w:tc>
-          <w:tcPr>
-            <w:tcW w:w="800" w:type="dxa"/>
-            <w:tcMar>
-              <w:top w:w="80" w:type="dxa"/>
-              <w:bottom w:w="80" w:type="dxa"/>
-              <w:left w:w="120" w:type="dxa"/>
-              <w:right w:w="120" w:type="dxa"/>
-            </w:tcMar>
-          </w:tcPr>
-          <w:p>
-            <w:pPr>
-              <w:spacing w:before="20" w:after="20" w:line="260" w:lineRule="auto"/>
-            </w:pPr>
-            <w:r>
-              <w:rPr>
-                <w:sz w:val="22"/>
-                <w:szCs w:val="22"/>
-              </w:rPr>
               <w:t>III</w:t>
             </w:r>
           </w:p>
@@ -12375,16 +12020,6 @@
     <w:p>
       <w:pPr>
         <w:spacing w:before="60" w:after="60" w:line="300" w:lineRule="auto"/>
-        <w:ind w:left="360"/>
-        <w:jc w:val="both"/>
-      </w:pPr>
-      <w:r>
-        <w:t xml:space="preserve">« Maître Collin-Stanislas s’est isolé seul tout l’après-midi au cabinet de lecture. Un notaire qui fuit la compagnie un jour de meurtre… et il a fait fortune sur les terres Beauchamp en 1910. »</w:t>
-      </w:r>
-    </w:p>
-    <w:p>
-      <w:pPr>
-        <w:spacing w:before="60" w:after="60" w:line="300" w:lineRule="auto"/>
         <w:jc w:val="both"/>
       </w:pPr>
       <w:r>
@@ -12450,6 +12085,20 @@
           <w:color w:val="795548"/>
         </w:rPr>
         <w:t>Énigme finale du coffret — aide graduée</w:t>
+      </w:r>
+    </w:p>
+    <w:p>
+      <w:pPr>
+        <w:pStyle w:val="Titre3"/>
+        <w:spacing w:before="200" w:after="100"/>
+      </w:pPr>
+      <w:r>
+        <w:rPr>
+          <w:b/>
+          <w:bCs/>
+          <w:color w:val="795548"/>
+        </w:rPr>
+        <w:t xml:space="preserve">Comte Lorenzo Pariset &amp; Comtesse Lola Pariset : aucun secret. Témoignages corroboratifs (Théodorette 17h13/17h20, Lisa au salon, toast Amandinette). Tenues marquantes (canne d’ébène, perles bleu marine) — pour Boulet/Maëlys, faciles à situer.</w:t>
       </w:r>
     </w:p>
     <w:p>
@@ -13372,7 +13021,7 @@
                 <w:sz w:val="22"/>
                 <w:szCs w:val="22"/>
               </w:rPr>
-              <w:t xml:space="preserve">Cabinet de lecture — table</w:t>
+              <w:t>Dépendance — atelier de Léa</w:t>
             </w:r>
           </w:p>
         </w:tc>
@@ -13395,7 +13044,7 @@
                 <w:sz w:val="22"/>
                 <w:szCs w:val="22"/>
               </w:rPr>
-              <w:t xml:space="preserve">Dossier des terres + rappel de Léa (portefeuille d’Emilien)</w:t>
+              <w:t xml:space="preserve">Paquet de lettres « Alicia → B. »</w:t>
             </w:r>
           </w:p>
         </w:tc>
@@ -13418,7 +13067,7 @@
                 <w:sz w:val="22"/>
                 <w:szCs w:val="22"/>
               </w:rPr>
-              <w:t xml:space="preserve">Dossier de la famille des Beuhaies ; dans le portefeuille, rappel « E.C.S. — 5 000 £. Le passé Beauchamp ne s’efface pas. — L. ».</w:t>
+              <w:t>22 lettres tendres, ruban de soie.</w:t>
             </w:r>
           </w:p>
         </w:tc>
@@ -13443,7 +13092,7 @@
                 <w:sz w:val="22"/>
                 <w:szCs w:val="22"/>
               </w:rPr>
-              <w:t>Dépendance — atelier de Léa</w:t>
+              <w:t>Dépendance — atelier</w:t>
             </w:r>
           </w:p>
         </w:tc>
@@ -13466,7 +13115,7 @@
                 <w:sz w:val="22"/>
                 <w:szCs w:val="22"/>
               </w:rPr>
-              <w:t xml:space="preserve">Paquet de lettres « Alicia → B. »</w:t>
+              <w:t>Paquet de lettres « Marie » (par Léa)</w:t>
             </w:r>
           </w:p>
         </w:tc>
@@ -13489,7 +13138,7 @@
                 <w:sz w:val="22"/>
                 <w:szCs w:val="22"/>
               </w:rPr>
-              <w:t>22 lettres tendres, ruban de soie.</w:t>
+              <w:t>3-4 lettres dans une boîte de papier japonais.</w:t>
             </w:r>
           </w:p>
         </w:tc>
@@ -13537,7 +13186,7 @@
                 <w:sz w:val="22"/>
                 <w:szCs w:val="22"/>
               </w:rPr>
-              <w:t>Paquet de lettres « Marie » (par Léa)</w:t>
+              <w:t>Carnet codé de Léa</w:t>
             </w:r>
           </w:p>
         </w:tc>
@@ -13560,7 +13209,7 @@
                 <w:sz w:val="22"/>
                 <w:szCs w:val="22"/>
               </w:rPr>
-              <w:t>3-4 lettres dans une boîte de papier japonais.</w:t>
+              <w:t>Reproduction : page 1 — grille A=1…Z=9 + règle « initiales de ma phrase du jour ». Pages suivantes — journal de bord (5 entrées récentes), entrée du samedi 6 juin : « Au grand large » (encadrée comme "aujourd’hui"). Les comptes de chantage sont sur un cahier séparé dans le tiroir (optionnel).</w:t>
             </w:r>
           </w:p>
         </w:tc>
@@ -13608,7 +13257,7 @@
                 <w:sz w:val="22"/>
                 <w:szCs w:val="22"/>
               </w:rPr>
-              <w:t>Carnet codé de Léa</w:t>
+              <w:t>Notes de recherche de Léa</w:t>
             </w:r>
           </w:p>
         </w:tc>
@@ -13631,7 +13280,7 @@
                 <w:sz w:val="22"/>
                 <w:szCs w:val="22"/>
               </w:rPr>
-              <w:t>Reproduction : page 1 — grille A=1…Z=9 + règle « initiales de ma phrase du jour ». Pages suivantes — journal de bord (5 entrées récentes), entrée du samedi 6 juin : « Au grand large » (encadrée comme "aujourd’hui"). Les comptes de chantage sont sur un cahier séparé dans le tiroir (optionnel).</w:t>
+              <w:t>Notes manuscrites « Les Servantes » + identification A.G.L.</w:t>
             </w:r>
           </w:p>
         </w:tc>
@@ -13656,77 +13305,6 @@
                 <w:sz w:val="22"/>
                 <w:szCs w:val="22"/>
               </w:rPr>
-              <w:t>Dépendance — atelier</w:t>
-            </w:r>
-          </w:p>
-        </w:tc>
-        <w:tc>
-          <w:tcPr>
-            <w:tcW w:w="2800" w:type="dxa"/>
-            <w:tcMar>
-              <w:top w:w="80" w:type="dxa"/>
-              <w:bottom w:w="80" w:type="dxa"/>
-              <w:left w:w="120" w:type="dxa"/>
-              <w:right w:w="120" w:type="dxa"/>
-            </w:tcMar>
-          </w:tcPr>
-          <w:p>
-            <w:pPr>
-              <w:spacing w:before="20" w:after="20" w:line="260" w:lineRule="auto"/>
-            </w:pPr>
-            <w:r>
-              <w:rPr>
-                <w:sz w:val="22"/>
-                <w:szCs w:val="22"/>
-              </w:rPr>
-              <w:t>Notes de recherche de Léa</w:t>
-            </w:r>
-          </w:p>
-        </w:tc>
-        <w:tc>
-          <w:tcPr>
-            <w:tcW w:w="4360" w:type="dxa"/>
-            <w:tcMar>
-              <w:top w:w="80" w:type="dxa"/>
-              <w:bottom w:w="80" w:type="dxa"/>
-              <w:left w:w="120" w:type="dxa"/>
-              <w:right w:w="120" w:type="dxa"/>
-            </w:tcMar>
-          </w:tcPr>
-          <w:p>
-            <w:pPr>
-              <w:spacing w:before="20" w:after="20" w:line="260" w:lineRule="auto"/>
-            </w:pPr>
-            <w:r>
-              <w:rPr>
-                <w:sz w:val="22"/>
-                <w:szCs w:val="22"/>
-              </w:rPr>
-              <w:t>Notes manuscrites « Les Servantes » + identification A.G.L.</w:t>
-            </w:r>
-          </w:p>
-        </w:tc>
-      </w:tr>
-      <w:tr>
-        <w:tc>
-          <w:tcPr>
-            <w:tcW w:w="2200" w:type="dxa"/>
-            <w:tcMar>
-              <w:top w:w="80" w:type="dxa"/>
-              <w:bottom w:w="80" w:type="dxa"/>
-              <w:left w:w="120" w:type="dxa"/>
-              <w:right w:w="120" w:type="dxa"/>
-            </w:tcMar>
-          </w:tcPr>
-          <w:p>
-            <w:pPr>
-              <w:spacing w:before="20" w:after="20" w:line="260" w:lineRule="auto"/>
-            </w:pPr>
-            <w:r>
-              <w:rPr>
-                <w:sz w:val="22"/>
-                <w:szCs w:val="22"/>
-              </w:rPr>
               <w:t>Dépendance — sol</w:t>
             </w:r>
           </w:p>
@@ -14002,7 +13580,7 @@
         <w:rPr>
           <w:sz w:val="22"/>
         </w:rPr>
-        <w:t xml:space="preserve">Léa avait l’intention de quitter le continent après cette soirée. Le matin du 6 juin, elle a remis à chaque chantagé un dernier « rappel d’échéance ». Préparez les neuf notes ci-dessous (papier crème, encre noire, écriture cursive) et confiez-les la veille aux comédiens concernés, avec consigne de ne les sortir que sur levier précis.</w:t>
+        <w:t xml:space="preserve">Léa avait l’intention de quitter le continent après cette soirée. Le matin du 6 juin, elle a remis à chaque chantagé un dernier « rappel d’échéance ». Préparez les huit notes ci-dessous (papier crème, encre noire, écriture cursive) et confiez-les la veille aux comédiens concernés, avec consigne de ne les sortir que sur levier précis.</w:t>
       </w:r>
     </w:p>
     <w:p>
@@ -14067,14 +13645,6 @@
           <w:sz w:val="22"/>
         </w:rPr>
         <w:t xml:space="preserve">• Lisa (origines — 800 £) : mot brûlé dans un cendrier du salon. Pas de prop physique à laisser. Lisa l’avoue si on évoque ses origines modestes ou le chantage de Léa.</w:t>
-      </w:r>
-    </w:p>
-    <w:p>
-      <w:r>
-        <w:rPr>
-          <w:sz w:val="22"/>
-        </w:rPr>
-        <w:t xml:space="preserve">• Emilien (faux de 1910 — 5 000 £) : rappel glissé dans son portefeuille — « E.C.S. — 5 000 £. Le passé Beauchamp ne s’efface pas. — L. ». Trouvable s’il est pressé ou fouillé au cabinet de lecture.</w:t>
       </w:r>
     </w:p>
     <w:p>
